--- a/public/template/Draft ND Pengajuan Credit Limit.docx
+++ b/public/template/Draft ND Pengajuan Credit Limit.docx
@@ -5917,8 +5917,989 @@
         <w:t xml:space="preserve"> </w:t>
       </w:r>
     </w:p>
-    <w:bookmarkStart w:id="0" w:name="_MON_1843803996"/>
-    <w:bookmarkEnd w:id="0"/>
+    <w:p>
+      <w:pPr>
+        <w:pStyle w:val="ListParagraph"/>
+        <w:tabs>
+          <w:tab w:val="left" w:pos="5580"/>
+          <w:tab w:val="left" w:pos="5940"/>
+        </w:tabs>
+        <w:spacing w:before="120" w:after="0" w:line="360" w:lineRule="auto"/>
+        <w:ind w:left="426"/>
+        <w:jc w:val="both"/>
+        <w:rPr>
+          <w:rFonts w:ascii="Arial" w:hAnsi="Arial" w:cs="Arial"/>
+          <w:sz w:val="24"/>
+          <w:szCs w:val="24"/>
+        </w:rPr>
+      </w:pPr>
+    </w:p>
+    <w:tbl>
+      <w:tblPr>
+        <w:tblW w:w="0" w:type="auto"/>
+        <w:tblLook w:val="04A0" w:firstRow="1" w:lastRow="0" w:firstColumn="1" w:lastColumn="0" w:noHBand="0" w:noVBand="1"/>
+      </w:tblPr>
+      <w:tblGrid>
+        <w:gridCol w:w="1824"/>
+        <w:gridCol w:w="1106"/>
+        <w:gridCol w:w="1470"/>
+        <w:gridCol w:w="1428"/>
+        <w:gridCol w:w="985"/>
+        <w:gridCol w:w="2201"/>
+      </w:tblGrid>
+      <w:tr>
+        <w:trPr>
+          <w:trHeight w:val="300"/>
+        </w:trPr>
+        <w:tc>
+          <w:tcPr>
+            <w:tcW w:w="0" w:type="auto"/>
+            <w:tcBorders>
+              <w:top w:val="single" w:sz="4" w:space="0" w:color="auto"/>
+              <w:left w:val="single" w:sz="4" w:space="0" w:color="auto"/>
+              <w:bottom w:val="single" w:sz="4" w:space="0" w:color="auto"/>
+              <w:right w:val="single" w:sz="4" w:space="0" w:color="auto"/>
+            </w:tcBorders>
+            <w:noWrap/>
+            <w:vAlign w:val="bottom"/>
+            <w:hideMark/>
+          </w:tcPr>
+          <w:p>
+            <w:pPr>
+              <w:spacing w:after="0" w:line="240" w:lineRule="auto"/>
+              <w:rPr>
+                <w:rFonts w:ascii="Aptos Narrow" w:eastAsia="Times New Roman" w:hAnsi="Aptos Narrow" w:cs="Times New Roman"/>
+                <w:color w:val="000000"/>
+              </w:rPr>
+            </w:pPr>
+            <w:r>
+              <w:rPr>
+                <w:rFonts w:ascii="Aptos Narrow" w:eastAsia="Times New Roman" w:hAnsi="Aptos Narrow" w:cs="Times New Roman"/>
+                <w:color w:val="000000"/>
+              </w:rPr>
+              <w:t>No</w:t>
+            </w:r>
+          </w:p>
+        </w:tc>
+        <w:tc>
+          <w:tcPr>
+            <w:tcW w:w="0" w:type="auto"/>
+            <w:tcBorders>
+              <w:top w:val="single" w:sz="4" w:space="0" w:color="auto"/>
+              <w:left w:val="nil"/>
+              <w:bottom w:val="single" w:sz="4" w:space="0" w:color="auto"/>
+              <w:right w:val="single" w:sz="4" w:space="0" w:color="auto"/>
+            </w:tcBorders>
+            <w:noWrap/>
+            <w:vAlign w:val="bottom"/>
+            <w:hideMark/>
+          </w:tcPr>
+          <w:p>
+            <w:pPr>
+              <w:spacing w:after="0" w:line="240" w:lineRule="auto"/>
+              <w:rPr>
+                <w:rFonts w:ascii="Aptos Narrow" w:eastAsia="Times New Roman" w:hAnsi="Aptos Narrow" w:cs="Times New Roman"/>
+                <w:color w:val="000000"/>
+              </w:rPr>
+            </w:pPr>
+            <w:proofErr w:type="spellStart"/>
+            <w:r>
+              <w:rPr>
+                <w:rFonts w:ascii="Aptos Narrow" w:eastAsia="Times New Roman" w:hAnsi="Aptos Narrow" w:cs="Times New Roman"/>
+                <w:color w:val="000000"/>
+              </w:rPr>
+              <w:t>Infrastruktur</w:t>
+            </w:r>
+            <w:proofErr w:type="spellEnd"/>
+          </w:p>
+        </w:tc>
+        <w:tc>
+          <w:tcPr>
+            <w:tcW w:w="0" w:type="auto"/>
+            <w:tcBorders>
+              <w:top w:val="single" w:sz="4" w:space="0" w:color="auto"/>
+              <w:left w:val="nil"/>
+              <w:bottom w:val="single" w:sz="4" w:space="0" w:color="auto"/>
+              <w:right w:val="single" w:sz="4" w:space="0" w:color="auto"/>
+            </w:tcBorders>
+            <w:noWrap/>
+            <w:vAlign w:val="bottom"/>
+            <w:hideMark/>
+          </w:tcPr>
+          <w:p>
+            <w:pPr>
+              <w:spacing w:after="0" w:line="240" w:lineRule="auto"/>
+              <w:rPr>
+                <w:rFonts w:ascii="Aptos Narrow" w:eastAsia="Times New Roman" w:hAnsi="Aptos Narrow" w:cs="Times New Roman"/>
+                <w:color w:val="000000"/>
+              </w:rPr>
+            </w:pPr>
+            <w:r>
+              <w:rPr>
+                <w:rFonts w:ascii="Aptos Narrow" w:eastAsia="Times New Roman" w:hAnsi="Aptos Narrow" w:cs="Times New Roman"/>
+                <w:color w:val="000000"/>
+              </w:rPr>
+              <w:t xml:space="preserve">Id </w:t>
+            </w:r>
+            <w:proofErr w:type="spellStart"/>
+            <w:r>
+              <w:rPr>
+                <w:rFonts w:ascii="Aptos Narrow" w:eastAsia="Times New Roman" w:hAnsi="Aptos Narrow" w:cs="Times New Roman"/>
+                <w:color w:val="000000"/>
+              </w:rPr>
+              <w:t>Pelanggan</w:t>
+            </w:r>
+            <w:proofErr w:type="spellEnd"/>
+          </w:p>
+        </w:tc>
+        <w:tc>
+          <w:tcPr>
+            <w:tcW w:w="0" w:type="auto"/>
+            <w:tcBorders>
+              <w:top w:val="single" w:sz="4" w:space="0" w:color="auto"/>
+              <w:left w:val="nil"/>
+              <w:bottom w:val="single" w:sz="4" w:space="0" w:color="auto"/>
+              <w:right w:val="single" w:sz="4" w:space="0" w:color="auto"/>
+            </w:tcBorders>
+            <w:noWrap/>
+            <w:vAlign w:val="bottom"/>
+            <w:hideMark/>
+          </w:tcPr>
+          <w:p>
+            <w:pPr>
+              <w:spacing w:after="0" w:line="240" w:lineRule="auto"/>
+              <w:rPr>
+                <w:rFonts w:ascii="Aptos Narrow" w:eastAsia="Times New Roman" w:hAnsi="Aptos Narrow" w:cs="Times New Roman"/>
+                <w:color w:val="000000"/>
+              </w:rPr>
+            </w:pPr>
+            <w:r>
+              <w:rPr>
+                <w:rFonts w:ascii="Aptos Narrow" w:eastAsia="Times New Roman" w:hAnsi="Aptos Narrow" w:cs="Times New Roman"/>
+                <w:color w:val="000000"/>
+              </w:rPr>
+              <w:t xml:space="preserve">Nama </w:t>
+            </w:r>
+            <w:proofErr w:type="spellStart"/>
+            <w:r>
+              <w:rPr>
+                <w:rFonts w:ascii="Aptos Narrow" w:eastAsia="Times New Roman" w:hAnsi="Aptos Narrow" w:cs="Times New Roman"/>
+                <w:color w:val="000000"/>
+              </w:rPr>
+              <w:t>Pelanggan</w:t>
+            </w:r>
+            <w:proofErr w:type="spellEnd"/>
+          </w:p>
+        </w:tc>
+        <w:tc>
+          <w:tcPr>
+            <w:tcW w:w="0" w:type="auto"/>
+            <w:tcBorders>
+              <w:top w:val="single" w:sz="4" w:space="0" w:color="auto"/>
+              <w:left w:val="nil"/>
+              <w:bottom w:val="single" w:sz="4" w:space="0" w:color="auto"/>
+              <w:right w:val="single" w:sz="4" w:space="0" w:color="auto"/>
+            </w:tcBorders>
+            <w:noWrap/>
+            <w:vAlign w:val="bottom"/>
+            <w:hideMark/>
+          </w:tcPr>
+          <w:p>
+            <w:pPr>
+              <w:spacing w:after="0" w:line="240" w:lineRule="auto"/>
+              <w:rPr>
+                <w:rFonts w:ascii="Aptos Narrow" w:eastAsia="Times New Roman" w:hAnsi="Aptos Narrow" w:cs="Times New Roman"/>
+                <w:color w:val="000000"/>
+              </w:rPr>
+            </w:pPr>
+            <w:r>
+              <w:rPr>
+                <w:rFonts w:ascii="Aptos Narrow" w:eastAsia="Times New Roman" w:hAnsi="Aptos Narrow" w:cs="Times New Roman"/>
+                <w:color w:val="000000"/>
+              </w:rPr>
+              <w:t xml:space="preserve">No PO </w:t>
+            </w:r>
+          </w:p>
+        </w:tc>
+        <w:tc>
+          <w:tcPr>
+            <w:tcW w:w="0" w:type="auto"/>
+            <w:tcBorders>
+              <w:top w:val="single" w:sz="4" w:space="0" w:color="auto"/>
+              <w:left w:val="nil"/>
+              <w:bottom w:val="single" w:sz="4" w:space="0" w:color="auto"/>
+              <w:right w:val="single" w:sz="4" w:space="0" w:color="auto"/>
+            </w:tcBorders>
+            <w:noWrap/>
+            <w:vAlign w:val="bottom"/>
+            <w:hideMark/>
+          </w:tcPr>
+          <w:p>
+            <w:pPr>
+              <w:spacing w:after="0" w:line="240" w:lineRule="auto"/>
+              <w:rPr>
+                <w:rFonts w:ascii="Aptos Narrow" w:eastAsia="Times New Roman" w:hAnsi="Aptos Narrow" w:cs="Times New Roman"/>
+                <w:color w:val="000000"/>
+              </w:rPr>
+            </w:pPr>
+            <w:r>
+              <w:rPr>
+                <w:rFonts w:ascii="Aptos Narrow" w:eastAsia="Times New Roman" w:hAnsi="Aptos Narrow" w:cs="Times New Roman"/>
+                <w:color w:val="000000"/>
+              </w:rPr>
+              <w:t>Nilai (Rp)</w:t>
+            </w:r>
+          </w:p>
+        </w:tc>
+      </w:tr>
+      <w:tr>
+        <w:trPr>
+          <w:trHeight w:val="300"/>
+        </w:trPr>
+        <w:tc>
+          <w:tcPr>
+            <w:tcW w:w="0" w:type="auto"/>
+            <w:tcBorders>
+              <w:top w:val="nil"/>
+              <w:left w:val="single" w:sz="4" w:space="0" w:color="auto"/>
+              <w:bottom w:val="single" w:sz="4" w:space="0" w:color="auto"/>
+              <w:right w:val="single" w:sz="4" w:space="0" w:color="auto"/>
+            </w:tcBorders>
+            <w:noWrap/>
+            <w:vAlign w:val="bottom"/>
+            <w:hideMark/>
+          </w:tcPr>
+          <w:p>
+            <w:pPr>
+              <w:spacing w:after="0" w:line="240" w:lineRule="auto"/>
+              <w:rPr>
+                <w:rFonts w:ascii="Aptos Narrow" w:eastAsia="Times New Roman" w:hAnsi="Aptos Narrow" w:cs="Times New Roman"/>
+                <w:color w:val="000000"/>
+              </w:rPr>
+            </w:pPr>
+            <w:r>
+              <w:rPr>
+                <w:rFonts w:ascii="Aptos Narrow" w:eastAsia="Times New Roman" w:hAnsi="Aptos Narrow" w:cs="Times New Roman"/>
+                <w:color w:val="000000"/>
+              </w:rPr>
+              <w:t>{#list_po_</w:t>
+            </w:r>
+            <w:proofErr w:type="gramStart"/>
+            <w:r>
+              <w:rPr>
+                <w:rFonts w:ascii="Aptos Narrow" w:eastAsia="Times New Roman" w:hAnsi="Aptos Narrow" w:cs="Times New Roman"/>
+                <w:color w:val="000000"/>
+              </w:rPr>
+              <w:t>grouped}{</w:t>
+            </w:r>
+            <w:proofErr w:type="gramEnd"/>
+            <w:r>
+              <w:rPr>
+                <w:rFonts w:ascii="Aptos Narrow" w:eastAsia="Times New Roman" w:hAnsi="Aptos Narrow" w:cs="Times New Roman"/>
+                <w:color w:val="000000"/>
+              </w:rPr>
+              <w:t>no}</w:t>
+            </w:r>
+          </w:p>
+        </w:tc>
+        <w:tc>
+          <w:tcPr>
+            <w:tcW w:w="0" w:type="auto"/>
+            <w:tcBorders>
+              <w:top w:val="nil"/>
+              <w:left w:val="nil"/>
+              <w:bottom w:val="single" w:sz="4" w:space="0" w:color="auto"/>
+              <w:right w:val="single" w:sz="4" w:space="0" w:color="auto"/>
+            </w:tcBorders>
+            <w:noWrap/>
+            <w:vAlign w:val="bottom"/>
+            <w:hideMark/>
+          </w:tcPr>
+          <w:p>
+            <w:pPr>
+              <w:spacing w:after="0" w:line="240" w:lineRule="auto"/>
+              <w:rPr>
+                <w:rFonts w:ascii="Aptos Narrow" w:eastAsia="Times New Roman" w:hAnsi="Aptos Narrow" w:cs="Times New Roman"/>
+                <w:color w:val="000000"/>
+              </w:rPr>
+            </w:pPr>
+            <w:r>
+              <w:rPr>
+                <w:rFonts w:ascii="Aptos Narrow" w:eastAsia="Times New Roman" w:hAnsi="Aptos Narrow" w:cs="Times New Roman"/>
+                <w:color w:val="000000"/>
+              </w:rPr>
+              <w:t>{</w:t>
+            </w:r>
+            <w:proofErr w:type="spellStart"/>
+            <w:r>
+              <w:rPr>
+                <w:rFonts w:ascii="Aptos Narrow" w:eastAsia="Times New Roman" w:hAnsi="Aptos Narrow" w:cs="Times New Roman"/>
+                <w:color w:val="000000"/>
+              </w:rPr>
+              <w:t>siteArea</w:t>
+            </w:r>
+            <w:proofErr w:type="spellEnd"/>
+            <w:r>
+              <w:rPr>
+                <w:rFonts w:ascii="Aptos Narrow" w:eastAsia="Times New Roman" w:hAnsi="Aptos Narrow" w:cs="Times New Roman"/>
+                <w:color w:val="000000"/>
+              </w:rPr>
+              <w:t>}</w:t>
+            </w:r>
+          </w:p>
+        </w:tc>
+        <w:tc>
+          <w:tcPr>
+            <w:tcW w:w="0" w:type="auto"/>
+            <w:tcBorders>
+              <w:top w:val="nil"/>
+              <w:left w:val="nil"/>
+              <w:bottom w:val="single" w:sz="4" w:space="0" w:color="auto"/>
+              <w:right w:val="single" w:sz="4" w:space="0" w:color="auto"/>
+            </w:tcBorders>
+            <w:noWrap/>
+            <w:vAlign w:val="bottom"/>
+            <w:hideMark/>
+          </w:tcPr>
+          <w:p>
+            <w:pPr>
+              <w:spacing w:after="0" w:line="240" w:lineRule="auto"/>
+              <w:rPr>
+                <w:rFonts w:ascii="Aptos Narrow" w:eastAsia="Times New Roman" w:hAnsi="Aptos Narrow" w:cs="Times New Roman"/>
+                <w:color w:val="000000"/>
+              </w:rPr>
+            </w:pPr>
+            <w:r>
+              <w:rPr>
+                <w:rFonts w:ascii="Aptos Narrow" w:eastAsia="Times New Roman" w:hAnsi="Aptos Narrow" w:cs="Times New Roman"/>
+                <w:color w:val="000000"/>
+              </w:rPr>
+              <w:t>{</w:t>
+            </w:r>
+            <w:proofErr w:type="spellStart"/>
+            <w:r>
+              <w:rPr>
+                <w:rFonts w:ascii="Aptos Narrow" w:eastAsia="Times New Roman" w:hAnsi="Aptos Narrow" w:cs="Times New Roman"/>
+                <w:color w:val="000000"/>
+              </w:rPr>
+              <w:t>firstKodeVendor</w:t>
+            </w:r>
+            <w:proofErr w:type="spellEnd"/>
+            <w:r>
+              <w:rPr>
+                <w:rFonts w:ascii="Aptos Narrow" w:eastAsia="Times New Roman" w:hAnsi="Aptos Narrow" w:cs="Times New Roman"/>
+                <w:color w:val="000000"/>
+              </w:rPr>
+              <w:t>}</w:t>
+            </w:r>
+          </w:p>
+        </w:tc>
+        <w:tc>
+          <w:tcPr>
+            <w:tcW w:w="0" w:type="auto"/>
+            <w:tcBorders>
+              <w:top w:val="nil"/>
+              <w:left w:val="nil"/>
+              <w:bottom w:val="single" w:sz="4" w:space="0" w:color="auto"/>
+              <w:right w:val="single" w:sz="4" w:space="0" w:color="auto"/>
+            </w:tcBorders>
+            <w:noWrap/>
+            <w:vAlign w:val="bottom"/>
+            <w:hideMark/>
+          </w:tcPr>
+          <w:p>
+            <w:pPr>
+              <w:spacing w:after="0" w:line="240" w:lineRule="auto"/>
+              <w:rPr>
+                <w:rFonts w:ascii="Aptos Narrow" w:eastAsia="Times New Roman" w:hAnsi="Aptos Narrow" w:cs="Times New Roman"/>
+                <w:color w:val="000000"/>
+              </w:rPr>
+            </w:pPr>
+            <w:r>
+              <w:rPr>
+                <w:rFonts w:ascii="Aptos Narrow" w:eastAsia="Times New Roman" w:hAnsi="Aptos Narrow" w:cs="Times New Roman"/>
+                <w:color w:val="000000"/>
+              </w:rPr>
+              <w:t>{</w:t>
+            </w:r>
+            <w:proofErr w:type="spellStart"/>
+            <w:r>
+              <w:rPr>
+                <w:rFonts w:ascii="Aptos Narrow" w:eastAsia="Times New Roman" w:hAnsi="Aptos Narrow" w:cs="Times New Roman"/>
+                <w:color w:val="000000"/>
+              </w:rPr>
+              <w:t>firstInisial</w:t>
+            </w:r>
+            <w:proofErr w:type="spellEnd"/>
+            <w:r>
+              <w:rPr>
+                <w:rFonts w:ascii="Aptos Narrow" w:eastAsia="Times New Roman" w:hAnsi="Aptos Narrow" w:cs="Times New Roman"/>
+                <w:color w:val="000000"/>
+              </w:rPr>
+              <w:t>}</w:t>
+            </w:r>
+          </w:p>
+        </w:tc>
+        <w:tc>
+          <w:tcPr>
+            <w:tcW w:w="0" w:type="auto"/>
+            <w:tcBorders>
+              <w:top w:val="nil"/>
+              <w:left w:val="nil"/>
+              <w:bottom w:val="single" w:sz="4" w:space="0" w:color="auto"/>
+              <w:right w:val="single" w:sz="4" w:space="0" w:color="auto"/>
+            </w:tcBorders>
+            <w:noWrap/>
+            <w:vAlign w:val="bottom"/>
+            <w:hideMark/>
+          </w:tcPr>
+          <w:p>
+            <w:pPr>
+              <w:spacing w:after="0" w:line="240" w:lineRule="auto"/>
+              <w:rPr>
+                <w:rFonts w:ascii="Aptos Narrow" w:eastAsia="Times New Roman" w:hAnsi="Aptos Narrow" w:cs="Times New Roman"/>
+                <w:color w:val="000000"/>
+              </w:rPr>
+            </w:pPr>
+            <w:r>
+              <w:rPr>
+                <w:rFonts w:ascii="Aptos Narrow" w:eastAsia="Times New Roman" w:hAnsi="Aptos Narrow" w:cs="Times New Roman"/>
+                <w:color w:val="000000"/>
+              </w:rPr>
+              <w:t>{</w:t>
+            </w:r>
+            <w:proofErr w:type="spellStart"/>
+            <w:r>
+              <w:rPr>
+                <w:rFonts w:ascii="Aptos Narrow" w:eastAsia="Times New Roman" w:hAnsi="Aptos Narrow" w:cs="Times New Roman"/>
+                <w:color w:val="000000"/>
+              </w:rPr>
+              <w:t>firstNoPo</w:t>
+            </w:r>
+            <w:proofErr w:type="spellEnd"/>
+            <w:r>
+              <w:rPr>
+                <w:rFonts w:ascii="Aptos Narrow" w:eastAsia="Times New Roman" w:hAnsi="Aptos Narrow" w:cs="Times New Roman"/>
+                <w:color w:val="000000"/>
+              </w:rPr>
+              <w:t>}</w:t>
+            </w:r>
+          </w:p>
+        </w:tc>
+        <w:tc>
+          <w:tcPr>
+            <w:tcW w:w="0" w:type="auto"/>
+            <w:tcBorders>
+              <w:top w:val="nil"/>
+              <w:left w:val="nil"/>
+              <w:bottom w:val="single" w:sz="4" w:space="0" w:color="auto"/>
+              <w:right w:val="single" w:sz="4" w:space="0" w:color="auto"/>
+            </w:tcBorders>
+            <w:noWrap/>
+            <w:vAlign w:val="bottom"/>
+            <w:hideMark/>
+          </w:tcPr>
+          <w:p>
+            <w:pPr>
+              <w:spacing w:after="0" w:line="240" w:lineRule="auto"/>
+              <w:rPr>
+                <w:rFonts w:ascii="Aptos Narrow" w:eastAsia="Times New Roman" w:hAnsi="Aptos Narrow" w:cs="Times New Roman"/>
+                <w:color w:val="000000"/>
+              </w:rPr>
+            </w:pPr>
+            <w:r>
+              <w:rPr>
+                <w:rFonts w:ascii="Aptos Narrow" w:eastAsia="Times New Roman" w:hAnsi="Aptos Narrow" w:cs="Times New Roman"/>
+                <w:color w:val="000000"/>
+              </w:rPr>
+              <w:t>{</w:t>
+            </w:r>
+            <w:proofErr w:type="spellStart"/>
+            <w:r>
+              <w:rPr>
+                <w:rFonts w:ascii="Aptos Narrow" w:eastAsia="Times New Roman" w:hAnsi="Aptos Narrow" w:cs="Times New Roman"/>
+                <w:color w:val="000000"/>
+              </w:rPr>
+              <w:t>firstTotalAmount</w:t>
+            </w:r>
+            <w:proofErr w:type="spellEnd"/>
+            <w:r>
+              <w:rPr>
+                <w:rFonts w:ascii="Aptos Narrow" w:eastAsia="Times New Roman" w:hAnsi="Aptos Narrow" w:cs="Times New Roman"/>
+                <w:color w:val="000000"/>
+              </w:rPr>
+              <w:t>}</w:t>
+            </w:r>
+          </w:p>
+        </w:tc>
+      </w:tr>
+      <w:tr>
+        <w:trPr>
+          <w:trHeight w:val="300"/>
+        </w:trPr>
+        <w:tc>
+          <w:tcPr>
+            <w:tcW w:w="0" w:type="auto"/>
+            <w:tcBorders>
+              <w:top w:val="nil"/>
+              <w:left w:val="single" w:sz="4" w:space="0" w:color="auto"/>
+              <w:bottom w:val="single" w:sz="4" w:space="0" w:color="auto"/>
+              <w:right w:val="single" w:sz="4" w:space="0" w:color="auto"/>
+            </w:tcBorders>
+            <w:noWrap/>
+            <w:vAlign w:val="bottom"/>
+            <w:hideMark/>
+          </w:tcPr>
+          <w:p>
+            <w:pPr>
+              <w:spacing w:after="0" w:line="240" w:lineRule="auto"/>
+              <w:rPr>
+                <w:rFonts w:ascii="Aptos Narrow" w:eastAsia="Times New Roman" w:hAnsi="Aptos Narrow" w:cs="Times New Roman"/>
+                <w:color w:val="000000"/>
+              </w:rPr>
+            </w:pPr>
+            <w:r>
+              <w:rPr>
+                <w:rFonts w:ascii="Aptos Narrow" w:eastAsia="Times New Roman" w:hAnsi="Aptos Narrow" w:cs="Times New Roman"/>
+                <w:color w:val="000000"/>
+              </w:rPr>
+              <w:t>{#rest_items}</w:t>
+            </w:r>
+          </w:p>
+        </w:tc>
+        <w:tc>
+          <w:tcPr>
+            <w:tcW w:w="0" w:type="auto"/>
+            <w:tcBorders>
+              <w:top w:val="nil"/>
+              <w:left w:val="nil"/>
+              <w:bottom w:val="single" w:sz="4" w:space="0" w:color="auto"/>
+              <w:right w:val="single" w:sz="4" w:space="0" w:color="auto"/>
+            </w:tcBorders>
+            <w:noWrap/>
+            <w:vAlign w:val="bottom"/>
+            <w:hideMark/>
+          </w:tcPr>
+          <w:p>
+            <w:pPr>
+              <w:spacing w:after="0" w:line="240" w:lineRule="auto"/>
+              <w:rPr>
+                <w:rFonts w:ascii="Aptos Narrow" w:eastAsia="Times New Roman" w:hAnsi="Aptos Narrow" w:cs="Times New Roman"/>
+                <w:color w:val="000000"/>
+              </w:rPr>
+            </w:pPr>
+            <w:r>
+              <w:rPr>
+                <w:rFonts w:ascii="Aptos Narrow" w:eastAsia="Times New Roman" w:hAnsi="Aptos Narrow" w:cs="Times New Roman"/>
+                <w:color w:val="000000"/>
+              </w:rPr>
+              <w:t> </w:t>
+            </w:r>
+          </w:p>
+        </w:tc>
+        <w:tc>
+          <w:tcPr>
+            <w:tcW w:w="0" w:type="auto"/>
+            <w:tcBorders>
+              <w:top w:val="nil"/>
+              <w:left w:val="nil"/>
+              <w:bottom w:val="single" w:sz="4" w:space="0" w:color="auto"/>
+              <w:right w:val="single" w:sz="4" w:space="0" w:color="auto"/>
+            </w:tcBorders>
+            <w:noWrap/>
+            <w:vAlign w:val="bottom"/>
+            <w:hideMark/>
+          </w:tcPr>
+          <w:p>
+            <w:pPr>
+              <w:spacing w:after="0" w:line="240" w:lineRule="auto"/>
+              <w:rPr>
+                <w:rFonts w:ascii="Aptos Narrow" w:eastAsia="Times New Roman" w:hAnsi="Aptos Narrow" w:cs="Times New Roman"/>
+                <w:color w:val="000000"/>
+              </w:rPr>
+            </w:pPr>
+            <w:r>
+              <w:rPr>
+                <w:rFonts w:ascii="Aptos Narrow" w:eastAsia="Times New Roman" w:hAnsi="Aptos Narrow" w:cs="Times New Roman"/>
+                <w:color w:val="000000"/>
+              </w:rPr>
+              <w:t>{</w:t>
+            </w:r>
+            <w:proofErr w:type="spellStart"/>
+            <w:r>
+              <w:rPr>
+                <w:rFonts w:ascii="Aptos Narrow" w:eastAsia="Times New Roman" w:hAnsi="Aptos Narrow" w:cs="Times New Roman"/>
+                <w:color w:val="000000"/>
+              </w:rPr>
+              <w:t>kodeVendor</w:t>
+            </w:r>
+            <w:proofErr w:type="spellEnd"/>
+            <w:r>
+              <w:rPr>
+                <w:rFonts w:ascii="Aptos Narrow" w:eastAsia="Times New Roman" w:hAnsi="Aptos Narrow" w:cs="Times New Roman"/>
+                <w:color w:val="000000"/>
+              </w:rPr>
+              <w:t>}</w:t>
+            </w:r>
+          </w:p>
+        </w:tc>
+        <w:tc>
+          <w:tcPr>
+            <w:tcW w:w="0" w:type="auto"/>
+            <w:tcBorders>
+              <w:top w:val="nil"/>
+              <w:left w:val="nil"/>
+              <w:bottom w:val="single" w:sz="4" w:space="0" w:color="auto"/>
+              <w:right w:val="single" w:sz="4" w:space="0" w:color="auto"/>
+            </w:tcBorders>
+            <w:noWrap/>
+            <w:vAlign w:val="bottom"/>
+            <w:hideMark/>
+          </w:tcPr>
+          <w:p>
+            <w:pPr>
+              <w:spacing w:after="0" w:line="240" w:lineRule="auto"/>
+              <w:rPr>
+                <w:rFonts w:ascii="Aptos Narrow" w:eastAsia="Times New Roman" w:hAnsi="Aptos Narrow" w:cs="Times New Roman"/>
+                <w:color w:val="000000"/>
+              </w:rPr>
+            </w:pPr>
+            <w:r>
+              <w:rPr>
+                <w:rFonts w:ascii="Aptos Narrow" w:eastAsia="Times New Roman" w:hAnsi="Aptos Narrow" w:cs="Times New Roman"/>
+                <w:color w:val="000000"/>
+              </w:rPr>
+              <w:t>{</w:t>
+            </w:r>
+            <w:proofErr w:type="spellStart"/>
+            <w:r>
+              <w:rPr>
+                <w:rFonts w:ascii="Aptos Narrow" w:eastAsia="Times New Roman" w:hAnsi="Aptos Narrow" w:cs="Times New Roman"/>
+                <w:color w:val="000000"/>
+              </w:rPr>
+              <w:t>inisial</w:t>
+            </w:r>
+            <w:proofErr w:type="spellEnd"/>
+            <w:r>
+              <w:rPr>
+                <w:rFonts w:ascii="Aptos Narrow" w:eastAsia="Times New Roman" w:hAnsi="Aptos Narrow" w:cs="Times New Roman"/>
+                <w:color w:val="000000"/>
+              </w:rPr>
+              <w:t>}</w:t>
+            </w:r>
+          </w:p>
+        </w:tc>
+        <w:tc>
+          <w:tcPr>
+            <w:tcW w:w="0" w:type="auto"/>
+            <w:tcBorders>
+              <w:top w:val="nil"/>
+              <w:left w:val="nil"/>
+              <w:bottom w:val="single" w:sz="4" w:space="0" w:color="auto"/>
+              <w:right w:val="single" w:sz="4" w:space="0" w:color="auto"/>
+            </w:tcBorders>
+            <w:noWrap/>
+            <w:vAlign w:val="bottom"/>
+            <w:hideMark/>
+          </w:tcPr>
+          <w:p>
+            <w:pPr>
+              <w:spacing w:after="0" w:line="240" w:lineRule="auto"/>
+              <w:rPr>
+                <w:rFonts w:ascii="Aptos Narrow" w:eastAsia="Times New Roman" w:hAnsi="Aptos Narrow" w:cs="Times New Roman"/>
+                <w:color w:val="000000"/>
+              </w:rPr>
+            </w:pPr>
+            <w:r>
+              <w:rPr>
+                <w:rFonts w:ascii="Aptos Narrow" w:eastAsia="Times New Roman" w:hAnsi="Aptos Narrow" w:cs="Times New Roman"/>
+                <w:color w:val="000000"/>
+              </w:rPr>
+              <w:t>{</w:t>
+            </w:r>
+            <w:proofErr w:type="spellStart"/>
+            <w:r>
+              <w:rPr>
+                <w:rFonts w:ascii="Aptos Narrow" w:eastAsia="Times New Roman" w:hAnsi="Aptos Narrow" w:cs="Times New Roman"/>
+                <w:color w:val="000000"/>
+              </w:rPr>
+              <w:t>noPo</w:t>
+            </w:r>
+            <w:proofErr w:type="spellEnd"/>
+            <w:r>
+              <w:rPr>
+                <w:rFonts w:ascii="Aptos Narrow" w:eastAsia="Times New Roman" w:hAnsi="Aptos Narrow" w:cs="Times New Roman"/>
+                <w:color w:val="000000"/>
+              </w:rPr>
+              <w:t>}</w:t>
+            </w:r>
+          </w:p>
+        </w:tc>
+        <w:tc>
+          <w:tcPr>
+            <w:tcW w:w="0" w:type="auto"/>
+            <w:tcBorders>
+              <w:top w:val="nil"/>
+              <w:left w:val="nil"/>
+              <w:bottom w:val="single" w:sz="4" w:space="0" w:color="auto"/>
+              <w:right w:val="single" w:sz="4" w:space="0" w:color="auto"/>
+            </w:tcBorders>
+            <w:noWrap/>
+            <w:vAlign w:val="bottom"/>
+            <w:hideMark/>
+          </w:tcPr>
+          <w:p>
+            <w:pPr>
+              <w:spacing w:after="0" w:line="240" w:lineRule="auto"/>
+              <w:rPr>
+                <w:rFonts w:ascii="Aptos Narrow" w:eastAsia="Times New Roman" w:hAnsi="Aptos Narrow" w:cs="Times New Roman"/>
+                <w:color w:val="000000"/>
+              </w:rPr>
+            </w:pPr>
+            <w:r>
+              <w:rPr>
+                <w:rFonts w:ascii="Aptos Narrow" w:eastAsia="Times New Roman" w:hAnsi="Aptos Narrow" w:cs="Times New Roman"/>
+                <w:color w:val="000000"/>
+              </w:rPr>
+              <w:t>{</w:t>
+            </w:r>
+            <w:proofErr w:type="spellStart"/>
+            <w:r>
+              <w:rPr>
+                <w:rFonts w:ascii="Aptos Narrow" w:eastAsia="Times New Roman" w:hAnsi="Aptos Narrow" w:cs="Times New Roman"/>
+                <w:color w:val="000000"/>
+              </w:rPr>
+              <w:t>totalAmount</w:t>
+            </w:r>
+            <w:proofErr w:type="spellEnd"/>
+            <w:r>
+              <w:rPr>
+                <w:rFonts w:ascii="Aptos Narrow" w:eastAsia="Times New Roman" w:hAnsi="Aptos Narrow" w:cs="Times New Roman"/>
+                <w:color w:val="000000"/>
+              </w:rPr>
+              <w:t>}{/</w:t>
+            </w:r>
+            <w:proofErr w:type="spellStart"/>
+            <w:r>
+              <w:rPr>
+                <w:rFonts w:ascii="Aptos Narrow" w:eastAsia="Times New Roman" w:hAnsi="Aptos Narrow" w:cs="Times New Roman"/>
+                <w:color w:val="000000"/>
+              </w:rPr>
+              <w:t>rest_items</w:t>
+            </w:r>
+            <w:proofErr w:type="spellEnd"/>
+            <w:r>
+              <w:rPr>
+                <w:rFonts w:ascii="Aptos Narrow" w:eastAsia="Times New Roman" w:hAnsi="Aptos Narrow" w:cs="Times New Roman"/>
+                <w:color w:val="000000"/>
+              </w:rPr>
+              <w:t>}</w:t>
+            </w:r>
+          </w:p>
+        </w:tc>
+      </w:tr>
+      <w:tr>
+        <w:trPr>
+          <w:trHeight w:val="300"/>
+        </w:trPr>
+        <w:tc>
+          <w:tcPr>
+            <w:tcW w:w="0" w:type="auto"/>
+            <w:tcBorders>
+              <w:top w:val="nil"/>
+              <w:left w:val="single" w:sz="4" w:space="0" w:color="auto"/>
+              <w:bottom w:val="single" w:sz="4" w:space="0" w:color="auto"/>
+              <w:right w:val="single" w:sz="4" w:space="0" w:color="auto"/>
+            </w:tcBorders>
+            <w:noWrap/>
+            <w:vAlign w:val="bottom"/>
+            <w:hideMark/>
+          </w:tcPr>
+          <w:p>
+            <w:pPr>
+              <w:spacing w:after="0" w:line="240" w:lineRule="auto"/>
+              <w:rPr>
+                <w:rFonts w:ascii="Aptos Narrow" w:eastAsia="Times New Roman" w:hAnsi="Aptos Narrow" w:cs="Times New Roman"/>
+                <w:color w:val="000000"/>
+              </w:rPr>
+            </w:pPr>
+            <w:r>
+              <w:rPr>
+                <w:rFonts w:ascii="Aptos Narrow" w:eastAsia="Times New Roman" w:hAnsi="Aptos Narrow" w:cs="Times New Roman"/>
+                <w:color w:val="000000"/>
+              </w:rPr>
+              <w:t>Subtotal</w:t>
+            </w:r>
+          </w:p>
+        </w:tc>
+        <w:tc>
+          <w:tcPr>
+            <w:tcW w:w="0" w:type="auto"/>
+            <w:tcBorders>
+              <w:top w:val="nil"/>
+              <w:left w:val="nil"/>
+              <w:bottom w:val="single" w:sz="4" w:space="0" w:color="auto"/>
+              <w:right w:val="single" w:sz="4" w:space="0" w:color="auto"/>
+            </w:tcBorders>
+            <w:noWrap/>
+            <w:vAlign w:val="bottom"/>
+            <w:hideMark/>
+          </w:tcPr>
+          <w:p>
+            <w:pPr>
+              <w:spacing w:after="0" w:line="240" w:lineRule="auto"/>
+              <w:rPr>
+                <w:rFonts w:ascii="Aptos Narrow" w:eastAsia="Times New Roman" w:hAnsi="Aptos Narrow" w:cs="Times New Roman"/>
+                <w:color w:val="000000"/>
+              </w:rPr>
+            </w:pPr>
+            <w:r>
+              <w:rPr>
+                <w:rFonts w:ascii="Aptos Narrow" w:eastAsia="Times New Roman" w:hAnsi="Aptos Narrow" w:cs="Times New Roman"/>
+                <w:color w:val="000000"/>
+              </w:rPr>
+              <w:t> </w:t>
+            </w:r>
+          </w:p>
+        </w:tc>
+        <w:tc>
+          <w:tcPr>
+            <w:tcW w:w="0" w:type="auto"/>
+            <w:tcBorders>
+              <w:top w:val="nil"/>
+              <w:left w:val="nil"/>
+              <w:bottom w:val="single" w:sz="4" w:space="0" w:color="auto"/>
+              <w:right w:val="single" w:sz="4" w:space="0" w:color="auto"/>
+            </w:tcBorders>
+            <w:noWrap/>
+            <w:vAlign w:val="bottom"/>
+            <w:hideMark/>
+          </w:tcPr>
+          <w:p>
+            <w:pPr>
+              <w:spacing w:after="0" w:line="240" w:lineRule="auto"/>
+              <w:rPr>
+                <w:rFonts w:ascii="Aptos Narrow" w:eastAsia="Times New Roman" w:hAnsi="Aptos Narrow" w:cs="Times New Roman"/>
+                <w:color w:val="000000"/>
+              </w:rPr>
+            </w:pPr>
+            <w:r>
+              <w:rPr>
+                <w:rFonts w:ascii="Aptos Narrow" w:eastAsia="Times New Roman" w:hAnsi="Aptos Narrow" w:cs="Times New Roman"/>
+                <w:color w:val="000000"/>
+              </w:rPr>
+              <w:t> </w:t>
+            </w:r>
+          </w:p>
+        </w:tc>
+        <w:tc>
+          <w:tcPr>
+            <w:tcW w:w="0" w:type="auto"/>
+            <w:tcBorders>
+              <w:top w:val="nil"/>
+              <w:left w:val="nil"/>
+              <w:bottom w:val="single" w:sz="4" w:space="0" w:color="auto"/>
+              <w:right w:val="single" w:sz="4" w:space="0" w:color="auto"/>
+            </w:tcBorders>
+            <w:noWrap/>
+            <w:vAlign w:val="bottom"/>
+            <w:hideMark/>
+          </w:tcPr>
+          <w:p>
+            <w:pPr>
+              <w:spacing w:after="0" w:line="240" w:lineRule="auto"/>
+              <w:rPr>
+                <w:rFonts w:ascii="Aptos Narrow" w:eastAsia="Times New Roman" w:hAnsi="Aptos Narrow" w:cs="Times New Roman"/>
+                <w:color w:val="000000"/>
+              </w:rPr>
+            </w:pPr>
+            <w:r>
+              <w:rPr>
+                <w:rFonts w:ascii="Aptos Narrow" w:eastAsia="Times New Roman" w:hAnsi="Aptos Narrow" w:cs="Times New Roman"/>
+                <w:color w:val="000000"/>
+              </w:rPr>
+              <w:t> </w:t>
+            </w:r>
+          </w:p>
+        </w:tc>
+        <w:tc>
+          <w:tcPr>
+            <w:tcW w:w="0" w:type="auto"/>
+            <w:tcBorders>
+              <w:top w:val="nil"/>
+              <w:left w:val="nil"/>
+              <w:bottom w:val="single" w:sz="4" w:space="0" w:color="auto"/>
+              <w:right w:val="single" w:sz="4" w:space="0" w:color="auto"/>
+            </w:tcBorders>
+            <w:noWrap/>
+            <w:vAlign w:val="bottom"/>
+            <w:hideMark/>
+          </w:tcPr>
+          <w:p>
+            <w:pPr>
+              <w:spacing w:after="0" w:line="240" w:lineRule="auto"/>
+              <w:rPr>
+                <w:rFonts w:ascii="Aptos Narrow" w:eastAsia="Times New Roman" w:hAnsi="Aptos Narrow" w:cs="Times New Roman"/>
+                <w:color w:val="000000"/>
+              </w:rPr>
+            </w:pPr>
+            <w:r>
+              <w:rPr>
+                <w:rFonts w:ascii="Aptos Narrow" w:eastAsia="Times New Roman" w:hAnsi="Aptos Narrow" w:cs="Times New Roman"/>
+                <w:color w:val="000000"/>
+              </w:rPr>
+              <w:t> </w:t>
+            </w:r>
+          </w:p>
+        </w:tc>
+        <w:tc>
+          <w:tcPr>
+            <w:tcW w:w="0" w:type="auto"/>
+            <w:tcBorders>
+              <w:top w:val="nil"/>
+              <w:left w:val="nil"/>
+              <w:bottom w:val="single" w:sz="4" w:space="0" w:color="auto"/>
+              <w:right w:val="single" w:sz="4" w:space="0" w:color="auto"/>
+            </w:tcBorders>
+            <w:noWrap/>
+            <w:vAlign w:val="bottom"/>
+            <w:hideMark/>
+          </w:tcPr>
+          <w:p>
+            <w:pPr>
+              <w:spacing w:after="0" w:line="240" w:lineRule="auto"/>
+              <w:rPr>
+                <w:rFonts w:ascii="Aptos Narrow" w:eastAsia="Times New Roman" w:hAnsi="Aptos Narrow" w:cs="Times New Roman"/>
+                <w:color w:val="000000"/>
+              </w:rPr>
+            </w:pPr>
+            <w:r>
+              <w:rPr>
+                <w:rFonts w:ascii="Aptos Narrow" w:eastAsia="Times New Roman" w:hAnsi="Aptos Narrow" w:cs="Times New Roman"/>
+                <w:color w:val="000000"/>
+              </w:rPr>
+              <w:t>{subtotal}{/</w:t>
+            </w:r>
+            <w:proofErr w:type="spellStart"/>
+            <w:r>
+              <w:rPr>
+                <w:rFonts w:ascii="Aptos Narrow" w:eastAsia="Times New Roman" w:hAnsi="Aptos Narrow" w:cs="Times New Roman"/>
+                <w:color w:val="000000"/>
+              </w:rPr>
+              <w:t>list_po_grouped</w:t>
+            </w:r>
+            <w:proofErr w:type="spellEnd"/>
+            <w:r>
+              <w:rPr>
+                <w:rFonts w:ascii="Aptos Narrow" w:eastAsia="Times New Roman" w:hAnsi="Aptos Narrow" w:cs="Times New Roman"/>
+                <w:color w:val="000000"/>
+              </w:rPr>
+              <w:t>}</w:t>
+            </w:r>
+          </w:p>
+        </w:tc>
+      </w:tr>
+    </w:tbl>
     <w:p>
       <w:pPr>
         <w:tabs>
@@ -5933,38 +6914,6 @@
           <w:szCs w:val="24"/>
         </w:rPr>
       </w:pPr>
-      <w:r>
-        <w:rPr>
-          <w:rFonts w:ascii="Arial" w:hAnsi="Arial" w:cs="Arial"/>
-          <w:sz w:val="24"/>
-          <w:szCs w:val="24"/>
-        </w:rPr>
-        <w:object w:dxaOrig="15538" w:dyaOrig="9867" w14:anchorId="34BD35B7">
-          <v:shapetype id="_x0000_t75" coordsize="21600,21600" o:spt="75" o:preferrelative="t" path="m@4@5l@4@11@9@11@9@5xe" filled="f" stroked="f">
-            <v:stroke joinstyle="miter"/>
-            <v:formulas>
-              <v:f eqn="if lineDrawn pixelLineWidth 0"/>
-              <v:f eqn="sum @0 1 0"/>
-              <v:f eqn="sum 0 0 @1"/>
-              <v:f eqn="prod @2 1 2"/>
-              <v:f eqn="prod @3 21600 pixelWidth"/>
-              <v:f eqn="prod @3 21600 pixelHeight"/>
-              <v:f eqn="sum @0 0 1"/>
-              <v:f eqn="prod @6 1 2"/>
-              <v:f eqn="prod @7 21600 pixelWidth"/>
-              <v:f eqn="sum @8 21600 0"/>
-              <v:f eqn="prod @7 21600 pixelHeight"/>
-              <v:f eqn="sum @10 21600 0"/>
-            </v:formulas>
-            <v:path o:extrusionok="f" gradientshapeok="t" o:connecttype="rect"/>
-            <o:lock v:ext="edit" aspectratio="t"/>
-          </v:shapetype>
-          <v:shape id="_x0000_i1026" type="#_x0000_t75" style="width:453.9pt;height:303pt" o:ole="">
-            <v:imagedata r:id="rId6" o:title=""/>
-          </v:shape>
-          <o:OLEObject Type="Embed" ProgID="Excel.Sheet.12" ShapeID="_x0000_i1026" DrawAspect="Content" ObjectID="_1845179212" r:id="rId7"/>
-        </w:object>
-      </w:r>
     </w:p>
     <w:p>
       <w:pPr>
@@ -5980,11 +6929,70 @@
           <w:szCs w:val="24"/>
         </w:rPr>
       </w:pPr>
+    </w:p>
+    <w:p>
+      <w:pPr>
+        <w:tabs>
+          <w:tab w:val="left" w:pos="5580"/>
+          <w:tab w:val="left" w:pos="5940"/>
+        </w:tabs>
+        <w:spacing w:line="240" w:lineRule="auto"/>
+        <w:jc w:val="both"/>
+        <w:rPr>
+          <w:rFonts w:ascii="Arial" w:hAnsi="Arial" w:cs="Arial"/>
+          <w:sz w:val="24"/>
+          <w:szCs w:val="24"/>
+        </w:rPr>
+      </w:pPr>
+    </w:p>
+    <w:p>
+      <w:pPr>
+        <w:tabs>
+          <w:tab w:val="left" w:pos="5580"/>
+          <w:tab w:val="left" w:pos="5940"/>
+        </w:tabs>
+        <w:spacing w:line="240" w:lineRule="auto"/>
+        <w:jc w:val="both"/>
+        <w:rPr>
+          <w:rFonts w:ascii="Arial" w:hAnsi="Arial" w:cs="Arial"/>
+          <w:sz w:val="24"/>
+          <w:szCs w:val="24"/>
+        </w:rPr>
+      </w:pPr>
+    </w:p>
+    <w:p>
+      <w:pPr>
+        <w:tabs>
+          <w:tab w:val="left" w:pos="5580"/>
+          <w:tab w:val="left" w:pos="5940"/>
+        </w:tabs>
+        <w:spacing w:line="240" w:lineRule="auto"/>
+        <w:jc w:val="both"/>
+        <w:rPr>
+          <w:rFonts w:ascii="Arial" w:hAnsi="Arial" w:cs="Arial"/>
+          <w:sz w:val="24"/>
+          <w:szCs w:val="24"/>
+        </w:rPr>
+      </w:pPr>
+    </w:p>
+    <w:p>
+      <w:pPr>
+        <w:tabs>
+          <w:tab w:val="left" w:pos="5580"/>
+          <w:tab w:val="left" w:pos="5940"/>
+        </w:tabs>
+        <w:spacing w:line="240" w:lineRule="auto"/>
+        <w:jc w:val="both"/>
+        <w:rPr>
+          <w:rFonts w:ascii="Arial" w:hAnsi="Arial" w:cs="Arial"/>
+          <w:sz w:val="24"/>
+          <w:szCs w:val="24"/>
+        </w:rPr>
+      </w:pPr>
       <w:r>
         <w:rPr>
           <w:noProof/>
         </w:rPr>
-        <w:lastRenderedPageBreak/>
         <mc:AlternateContent>
           <mc:Choice Requires="wps">
             <w:drawing>
@@ -6161,7 +7169,7 @@
                     <pic:cNvPicPr/>
                   </pic:nvPicPr>
                   <pic:blipFill>
-                    <a:blip r:embed="rId8"/>
+                    <a:blip r:embed="rId6"/>
                     <a:stretch>
                       <a:fillRect/>
                     </a:stretch>
@@ -6188,8 +7196,6 @@
         </w:drawing>
       </w:r>
     </w:p>
-    <w:bookmarkStart w:id="1" w:name="_MON_1844313373"/>
-    <w:bookmarkEnd w:id="1"/>
     <w:p>
       <w:pPr>
         <w:tabs>
@@ -6200,25 +7206,72 @@
         <w:jc w:val="both"/>
         <w:rPr>
           <w:rFonts w:ascii="Arial" w:hAnsi="Arial" w:cs="Arial"/>
+          <w:sz w:val="24"/>
+          <w:szCs w:val="24"/>
+        </w:rPr>
+      </w:pPr>
+    </w:p>
+    <w:p>
+      <w:pPr>
+        <w:tabs>
+          <w:tab w:val="left" w:pos="5580"/>
+          <w:tab w:val="left" w:pos="5940"/>
+        </w:tabs>
+        <w:spacing w:line="240" w:lineRule="auto"/>
+        <w:jc w:val="both"/>
+        <w:rPr>
+          <w:rFonts w:ascii="Arial" w:hAnsi="Arial" w:cs="Arial"/>
+          <w:sz w:val="24"/>
+          <w:szCs w:val="24"/>
+        </w:rPr>
+      </w:pPr>
+    </w:p>
+    <w:p>
+      <w:pPr>
+        <w:tabs>
+          <w:tab w:val="left" w:pos="5580"/>
+          <w:tab w:val="left" w:pos="5940"/>
+        </w:tabs>
+        <w:spacing w:line="240" w:lineRule="auto"/>
+        <w:jc w:val="both"/>
+        <w:rPr>
+          <w:rFonts w:ascii="Arial" w:hAnsi="Arial" w:cs="Arial"/>
+          <w:sz w:val="24"/>
+          <w:szCs w:val="24"/>
+        </w:rPr>
+      </w:pPr>
+    </w:p>
+    <w:p>
+      <w:pPr>
+        <w:tabs>
+          <w:tab w:val="left" w:pos="5580"/>
+          <w:tab w:val="left" w:pos="5940"/>
+        </w:tabs>
+        <w:spacing w:line="240" w:lineRule="auto"/>
+        <w:jc w:val="both"/>
+        <w:rPr>
+          <w:rFonts w:ascii="Arial" w:hAnsi="Arial" w:cs="Arial"/>
+          <w:sz w:val="24"/>
+          <w:szCs w:val="24"/>
+        </w:rPr>
+      </w:pPr>
+    </w:p>
+    <w:p>
+      <w:pPr>
+        <w:tabs>
+          <w:tab w:val="left" w:pos="5580"/>
+          <w:tab w:val="left" w:pos="5940"/>
+        </w:tabs>
+        <w:spacing w:line="240" w:lineRule="auto"/>
+        <w:jc w:val="both"/>
+        <w:rPr>
+          <w:rFonts w:ascii="Arial" w:hAnsi="Arial" w:cs="Arial"/>
           <w:b/>
           <w:bCs/>
           <w:sz w:val="24"/>
           <w:szCs w:val="24"/>
         </w:rPr>
       </w:pPr>
-      <w:r>
-        <w:rPr>
-          <w:rFonts w:ascii="Arial" w:hAnsi="Arial" w:cs="Arial"/>
-          <w:sz w:val="24"/>
-          <w:szCs w:val="24"/>
-        </w:rPr>
-        <w:object w:dxaOrig="15538" w:dyaOrig="19388" w14:anchorId="6093BFE0">
-          <v:shape id="_x0000_i1027" type="#_x0000_t75" style="width:454.45pt;height:530.5pt" o:ole="">
-            <v:imagedata r:id="rId9" o:title=""/>
-          </v:shape>
-          <o:OLEObject Type="Embed" ProgID="Excel.Sheet.12" ShapeID="_x0000_i1027" DrawAspect="Content" ObjectID="_1845179213" r:id="rId10"/>
-        </w:object>
-      </w:r>
       <w:r>
         <w:rPr>
           <w:rFonts w:ascii="Arial" w:hAnsi="Arial" w:cs="Arial"/>
@@ -6642,18 +7695,8 @@
           <w:sz w:val="24"/>
           <w:szCs w:val="24"/>
         </w:rPr>
-        <w:t xml:space="preserve"> </w:t>
-      </w:r>
-      <w:proofErr w:type="spellStart"/>
-      <w:r>
-        <w:rPr>
-          <w:rFonts w:ascii="Arial" w:hAnsi="Arial" w:cs="Arial"/>
-          <w:sz w:val="24"/>
-          <w:szCs w:val="24"/>
-        </w:rPr>
-        <w:t>terima</w:t>
-      </w:r>
-      <w:proofErr w:type="spellEnd"/>
+        <w:t xml:space="preserve"> terima</w:t>
+      </w:r>
       <w:r>
         <w:rPr>
           <w:rFonts w:ascii="Arial" w:hAnsi="Arial" w:cs="Arial"/>
@@ -6812,7 +7855,7 @@
                     <pic:cNvPicPr/>
                   </pic:nvPicPr>
                   <pic:blipFill>
-                    <a:blip r:embed="rId11"/>
+                    <a:blip r:embed="rId7"/>
                     <a:stretch>
                       <a:fillRect/>
                     </a:stretch>
@@ -6920,6 +7963,26 @@
                               </w:rPr>
                               <w:br/>
                             </w:r>
+                          </w:p>
+                          <w:p>
+                            <w:pPr>
+                              <w:rPr>
+                                <w:rFonts w:ascii="Arial" w:hAnsi="Arial" w:cs="Arial"/>
+                                <w:sz w:val="24"/>
+                                <w:szCs w:val="24"/>
+                                <w:lang w:bidi="bn-BD"/>
+                              </w:rPr>
+                            </w:pPr>
+                          </w:p>
+                          <w:p>
+                            <w:pPr>
+                              <w:rPr>
+                                <w:rFonts w:ascii="Arial" w:hAnsi="Arial" w:cs="Arial"/>
+                                <w:sz w:val="24"/>
+                                <w:szCs w:val="24"/>
+                                <w:lang w:bidi="bn-BD"/>
+                              </w:rPr>
+                            </w:pPr>
                           </w:p>
                           <w:p>
                             <w:pPr>
@@ -7034,6 +8097,26 @@
                         </w:rPr>
                         <w:br/>
                       </w:r>
+                    </w:p>
+                    <w:p>
+                      <w:pPr>
+                        <w:rPr>
+                          <w:rFonts w:ascii="Arial" w:hAnsi="Arial" w:cs="Arial"/>
+                          <w:sz w:val="24"/>
+                          <w:szCs w:val="24"/>
+                          <w:lang w:bidi="bn-BD"/>
+                        </w:rPr>
+                      </w:pPr>
+                    </w:p>
+                    <w:p>
+                      <w:pPr>
+                        <w:rPr>
+                          <w:rFonts w:ascii="Arial" w:hAnsi="Arial" w:cs="Arial"/>
+                          <w:sz w:val="24"/>
+                          <w:szCs w:val="24"/>
+                          <w:lang w:bidi="bn-BD"/>
+                        </w:rPr>
+                      </w:pPr>
                     </w:p>
                     <w:p>
                       <w:pPr>
